--- a/claude/thesis_chapter/RESULTS_CHAPTER_FA_R3_color.docx
+++ b/claude/thesis_chapter/RESULTS_CHAPTER_FA_R3_color.docx
@@ -2478,7 +2478,7 @@
           <w:szCs w:val="28"/>
           <w:rtl/>
         </w:rPr>
-        <w:t xml:space="preserve">اثر فشار داخلی با یک جاروب کامل از فشار برای شش مقدار صفر، 10، 30، 50، 70 و 100 مگاپاسکال بررسی شده است تا رفتار سازه از فشارهای کم تا فشارهای بسیار زیاد پوشش داده شود. مطابق شکل 4-12، میدان دما عملاً مستقل از فشار داخلی باقی می‌ماند، زیرا بارگذاری حرارتی و مکانیکی در معادلهٔ انرژی تنها از طریق جملهٔ ممزوج ضعیف به هم مرتبط‌اند و فشار، محرک مستقیم دما نیست. در مقابل، پاسخ مکانیکی به‌صورت خطی با فشار رشد می‌کند: بیشینهٔ جابجایی شعاعی بی‌بعد از مقدار 1.073 در نبود فشار به ترتیب به 1.086، 1.115، 1.143، 1.171 و 1.214 می‌رسد و افزایش آن به ازای هر 20 مگاپاسکال دقیقاً برابر 0.0283 است؛ این خطی بودن کامل، بازتاب ماهیت خطی مدل ترموالاستیک به‌کاررفته است.</w:t>
+        <w:t xml:space="preserve">اثر فشار داخلی با یک جاروب کامل از فشار برای شش مقدار صفر، 10، 30، 50، 70 و 100 مگاپاسکال بررسی شده است تا رفتار سازه از فشارهای کم تا فشارهای بسیار زیاد پوشش داده شود. مطابق شکل 4-12، میدان دما عملاً مستقل از فشار داخلی باقی می‌ماند، زیرا بارگذاری حرارتی و مکانیکی در معادلهٔ انرژی تنها از طریق جملهٔ ممزوج ضعیف به هم مرتبط‌اند و فشار، محرک مستقیم دما نیست. در مقابل، پاسخ مکانیکی به‌صورت خطی با فشار رشد می‌کند: بیشینهٔ جابجایی شعاعی بی‌بعد از مقدار 1.072 در نبود فشار به ترتیب به 1.086، 1.115، 1.143، 1.171 و 1.214 می‌رسد و افزایش آن به ازای هر 20 مگاپاسکال دقیقاً برابر 0.0283 است؛ این خطی بودن کامل، بازتاب ماهیت خطی مدل ترموالاستیک به‌کاررفته است.</w:t>
       </w:r>
     </w:p>
     <w:p>
@@ -4105,7 +4105,7 @@
           <w:szCs w:val="28"/>
           <w:rtl/>
         </w:rPr>
-        <w:t xml:space="preserve">در آخرین مطالعه گسترشی، مسئله مرجع تحت چهار تئوری ترموالاستیسیته با پارامترهای هم‌خوان حل شده است: تئوری فوریه (ممزوج کلاسیک)، تئوری لرد- شولمن [4]، تئوری دو فاز تاخیری DPL [74] با τ_q = τ0 و دو مقدار τ_T = τ_q/2 و τ_T = τ_q، و تئوری گرین- نقدی نوع سوم [67] با k* = k/τ0 (به‌گونه‌ای که سرعت موج آن با تئوری لرد- شولمن برابر شود). مطابق شکل 4-22، بیشینه دمای نقطه میانی به ترتیب زیر است: فوریه 0.991 = DPL(τ_T=τ_q) 0.991 &lt; DPL(τ_T=τ_q/2) 1.065 &lt; گرین- نقدی 1.151 &lt; لرد- شولمن 1.412. دو مشاهده اصلی این بخش عبارت‌اند از: نخست، برای τ_T = τ_q حل DPL تا نُه رقم معنادار بر حل فوریه منطبق می‌شود؛ که تأیید عددی تباهیدگی تحلیلی شناخته‌شده این تئوری است و نشان می‌دهد DPL تنها با τ_T &lt; τ_q معنادار بوده و در این حالت میان فوریه و لرد- شولمن درون‌یابی می‌کند. دوم، تئوری گرین- نقدی جبهه‌ای زودتر اما ضعیف‌تر (قله در Fo ≈ 0.64) و فراجهشی </w:t>
+        <w:t xml:space="preserve">در آخرین مطالعه گسترشی، مسئله مرجع تحت چهار تئوری ترموالاستیسیته با پارامترهای هم‌خوان حل شده است: تئوری فوریه (ممزوج کلاسیک)، تئوری لرد- شولمن [4]، تئوری دو فاز تاخیری DPL [74] با τ_q = τ0 و دو مقدار τ_T = τ_q/2 و τ_T = τ_q، و تئوری گرین- نقدی نوع سوم [67] با k* = k/τ0 (به‌گونه‌ای که سرعت موج آن با تئوری لرد- شولمن برابر شود). مطابق شکل 4-22، بیشینه دمای نقطه میانی به ترتیب زیر است: فوریه 0.991 = DPL(τ_T=τ_q) 0.991 &lt; DPL(τ_T=τ_q/2) 1.065 &lt; گرین- نقدی 1.151 &lt; لرد- شولمن 1.412. دو مشاهده اصلی این بخش عبارت‌اند از: نخست، برای τ_T = τ_q حل DPL تا هشت رقم معنادار بر حل فوریه منطبق می‌شود؛ که تأیید عددی تباهیدگی تحلیلی شناخته‌شده این تئوری است و نشان می‌دهد DPL تنها با τ_T &lt; τ_q معنادار بوده و در این حالت میان فوریه و لرد- شولمن درون‌یابی می‌کند. دوم، تئوری گرین- نقدی جبهه‌ای زودتر اما ضعیف‌تر (قله در Fo ≈ 0.64) و فراجهشی </w:t>
       </w:r>
       <w:r>
         <w:rPr>
